--- a/Project Documents/721814 SOP/721814 SOP/Medical/CS_TP_MS0224 Revision 1.docx
+++ b/Project Documents/721814 SOP/721814 SOP/Medical/CS_TP_MS0224 Revision 1.docx
@@ -270,41 +270,6 @@
         <w:rPr>
           <w:noProof/>
         </w:rPr>
-        <w:drawing>
-          <wp:inline distT="0" distB="0" distL="0" distR="0" wp14:anchorId="30D9F8F2" wp14:editId="35302592">
-            <wp:extent cx="2314286" cy="666667"/>
-            <wp:effectExtent l="0" t="0" r="0" b="635"/>
-            <wp:docPr id="2" name="Picture 2"/>
-            <wp:cNvGraphicFramePr>
-              <a:graphicFrameLocks xmlns:a="http://schemas.openxmlformats.org/drawingml/2006/main" noChangeAspect="1"/>
-            </wp:cNvGraphicFramePr>
-            <a:graphic xmlns:a="http://schemas.openxmlformats.org/drawingml/2006/main">
-              <a:graphicData uri="http://schemas.openxmlformats.org/drawingml/2006/picture">
-                <pic:pic xmlns:pic="http://schemas.openxmlformats.org/drawingml/2006/picture">
-                  <pic:nvPicPr>
-                    <pic:cNvPr id="1" name=""/>
-                    <pic:cNvPicPr/>
-                  </pic:nvPicPr>
-                  <pic:blipFill>
-                    <a:blip r:embed="rId8"/>
-                    <a:stretch>
-                      <a:fillRect/>
-                    </a:stretch>
-                  </pic:blipFill>
-                  <pic:spPr>
-                    <a:xfrm>
-                      <a:off x="0" y="0"/>
-                      <a:ext cx="2314286" cy="666667"/>
-                    </a:xfrm>
-                    <a:prstGeom prst="rect">
-                      <a:avLst/>
-                    </a:prstGeom>
-                  </pic:spPr>
-                </pic:pic>
-              </a:graphicData>
-            </a:graphic>
-          </wp:inline>
-        </w:drawing>
       </w:r>
     </w:p>
     <w:p>
@@ -5375,6 +5340,8 @@
       <w:footerReference w:type="default" r:id="rId10"/>
       <w:headerReference w:type="first" r:id="rId11"/>
       <w:footerReference w:type="first" r:id="rId12"/>
+      <w:headerReference w:type="even" r:id="rId15"/>
+      <w:footerReference w:type="even" r:id="rId16"/>
       <w:pgSz w:w="12240" w:h="15840" w:code="1"/>
       <w:pgMar w:top="1440" w:right="1440" w:bottom="1440" w:left="1134" w:header="720" w:footer="432" w:gutter="0"/>
       <w:paperSrc w:first="1" w:other="1"/>
@@ -5806,6 +5773,16 @@
 </w:ftr>
 </file>
 
+<file path=word/footer3.xml><?xml version="1.0" encoding="utf-8"?>
+<w:ftr xmlns:m="http://schemas.openxmlformats.org/officeDocument/2006/math" xmlns:mc="http://schemas.openxmlformats.org/markup-compatibility/2006" xmlns:mo="http://schemas.microsoft.com/office/mac/office/2008/main" xmlns:mv="urn:schemas-microsoft-com:mac:vml" xmlns:o="urn:schemas-microsoft-com:office:office" xmlns:r="http://schemas.openxmlformats.org/officeDocument/2006/relationships" xmlns:v="urn:schemas-microsoft-com:vml" xmlns:w10="urn:schemas-microsoft-com:office:word" xmlns:w14="http://schemas.microsoft.com/office/word/2010/wordml" xmlns:w="http://schemas.openxmlformats.org/wordprocessingml/2006/main" xmlns:wne="http://schemas.microsoft.com/office/word/2006/wordml" xmlns:wp14="http://schemas.microsoft.com/office/word/2010/wordprocessingDrawing" xmlns:wp="http://schemas.openxmlformats.org/drawingml/2006/wordprocessingDrawing" xmlns:wpc="http://schemas.microsoft.com/office/word/2010/wordprocessingCanvas" xmlns:wpg="http://schemas.microsoft.com/office/word/2010/wordprocessingGroup" xmlns:wpi="http://schemas.microsoft.com/office/word/2010/wordprocessingInk" xmlns:wps="http://schemas.microsoft.com/office/word/2010/wordprocessingShape" mc:Ignorable="w14 wp14">
+  <w:p>
+    <w:pPr>
+      <w:pStyle w:val="Footer"/>
+    </w:pPr>
+  </w:p>
+</w:ftr>
+</file>
+
 <file path=word/footnotes.xml><?xml version="1.0" encoding="utf-8"?>
 <w:footnotes xmlns:wpc="http://schemas.microsoft.com/office/word/2010/wordprocessingCanvas" xmlns:cx="http://schemas.microsoft.com/office/drawing/2014/chartex" xmlns:cx1="http://schemas.microsoft.com/office/drawing/2015/9/8/chartex" xmlns:cx2="http://schemas.microsoft.com/office/drawing/2015/10/21/chartex" xmlns:cx3="http://schemas.microsoft.com/office/drawing/2016/5/9/chartex" xmlns:cx4="http://schemas.microsoft.com/office/drawing/2016/5/10/chartex" xmlns:cx5="http://schemas.microsoft.com/office/drawing/2016/5/11/chartex" xmlns:cx6="http://schemas.microsoft.com/office/drawing/2016/5/12/chartex" xmlns:cx7="http://schemas.microsoft.com/office/drawing/2016/5/13/chartex" xmlns:cx8="http://schemas.microsoft.com/office/drawing/2016/5/14/chartex" xmlns:mc="http://schemas.openxmlformats.org/markup-compatibility/2006" xmlns:aink="http://schemas.microsoft.com/office/drawing/2016/ink" xmlns:am3d="http://schemas.microsoft.com/office/drawing/2017/model3d" xmlns:o="urn:schemas-microsoft-com:office:office" xmlns:r="http://schemas.openxmlformats.org/officeDocument/2006/relationships" xmlns:m="http://schemas.openxmlformats.org/officeDocument/2006/math" xmlns:v="urn:schemas-microsoft-com:vml" xmlns:wp14="http://schemas.microsoft.com/office/word/2010/wordprocessingDrawing" xmlns:wp="http://schemas.openxmlformats.org/drawingml/2006/wordprocessingDrawing" xmlns:w10="urn:schemas-microsoft-com:office:word" xmlns:w="http://schemas.openxmlformats.org/wordprocessingml/2006/main" xmlns:w14="http://schemas.microsoft.com/office/word/2010/wordml" xmlns:w15="http://schemas.microsoft.com/office/word/2012/wordml" xmlns:w16cex="http://schemas.microsoft.com/office/word/2018/wordml/cex" xmlns:w16cid="http://schemas.microsoft.com/office/word/2016/wordml/cid" xmlns:w16="http://schemas.microsoft.com/office/word/2018/wordml" xmlns:w16sdtdh="http://schemas.microsoft.com/office/word/2020/wordml/sdtdatahash" xmlns:w16se="http://schemas.microsoft.com/office/word/2015/wordml/symex" xmlns:wpg="http://schemas.microsoft.com/office/word/2010/wordprocessingGroup" xmlns:wpi="http://schemas.microsoft.com/office/word/2010/wordprocessingInk" xmlns:wne="http://schemas.microsoft.com/office/word/2006/wordml" xmlns:wps="http://schemas.microsoft.com/office/word/2010/wordprocessingShape" mc:Ignorable="w14 w15 w16se w16cid w16 w16cex w16sdtdh wp14">
   <w:footnote w:type="separator" w:id="-1">
@@ -5872,41 +5849,6 @@
             <w:rPr>
               <w:noProof/>
             </w:rPr>
-            <w:drawing>
-              <wp:inline distT="0" distB="0" distL="0" distR="0" wp14:anchorId="164CB018" wp14:editId="170C4CE8">
-                <wp:extent cx="2314286" cy="666667"/>
-                <wp:effectExtent l="0" t="0" r="0" b="635"/>
-                <wp:docPr id="7" name="Picture 7"/>
-                <wp:cNvGraphicFramePr>
-                  <a:graphicFrameLocks xmlns:a="http://schemas.openxmlformats.org/drawingml/2006/main" noChangeAspect="1"/>
-                </wp:cNvGraphicFramePr>
-                <a:graphic xmlns:a="http://schemas.openxmlformats.org/drawingml/2006/main">
-                  <a:graphicData uri="http://schemas.openxmlformats.org/drawingml/2006/picture">
-                    <pic:pic xmlns:pic="http://schemas.openxmlformats.org/drawingml/2006/picture">
-                      <pic:nvPicPr>
-                        <pic:cNvPr id="1" name=""/>
-                        <pic:cNvPicPr/>
-                      </pic:nvPicPr>
-                      <pic:blipFill>
-                        <a:blip r:embed="rId1"/>
-                        <a:stretch>
-                          <a:fillRect/>
-                        </a:stretch>
-                      </pic:blipFill>
-                      <pic:spPr>
-                        <a:xfrm>
-                          <a:off x="0" y="0"/>
-                          <a:ext cx="2314286" cy="666667"/>
-                        </a:xfrm>
-                        <a:prstGeom prst="rect">
-                          <a:avLst/>
-                        </a:prstGeom>
-                      </pic:spPr>
-                    </pic:pic>
-                  </a:graphicData>
-                </a:graphic>
-              </wp:inline>
-            </w:drawing>
           </w:r>
         </w:p>
       </w:tc>
@@ -6118,41 +6060,6 @@
             <w:rPr>
               <w:noProof/>
             </w:rPr>
-            <w:drawing>
-              <wp:inline distT="0" distB="0" distL="0" distR="0" wp14:anchorId="4DEF1EFF" wp14:editId="6984F7BF">
-                <wp:extent cx="2314286" cy="666667"/>
-                <wp:effectExtent l="0" t="0" r="0" b="635"/>
-                <wp:docPr id="1" name="Picture 1"/>
-                <wp:cNvGraphicFramePr>
-                  <a:graphicFrameLocks xmlns:a="http://schemas.openxmlformats.org/drawingml/2006/main" noChangeAspect="1"/>
-                </wp:cNvGraphicFramePr>
-                <a:graphic xmlns:a="http://schemas.openxmlformats.org/drawingml/2006/main">
-                  <a:graphicData uri="http://schemas.openxmlformats.org/drawingml/2006/picture">
-                    <pic:pic xmlns:pic="http://schemas.openxmlformats.org/drawingml/2006/picture">
-                      <pic:nvPicPr>
-                        <pic:cNvPr id="1" name=""/>
-                        <pic:cNvPicPr/>
-                      </pic:nvPicPr>
-                      <pic:blipFill>
-                        <a:blip r:embed="rId1"/>
-                        <a:stretch>
-                          <a:fillRect/>
-                        </a:stretch>
-                      </pic:blipFill>
-                      <pic:spPr>
-                        <a:xfrm>
-                          <a:off x="0" y="0"/>
-                          <a:ext cx="2314286" cy="666667"/>
-                        </a:xfrm>
-                        <a:prstGeom prst="rect">
-                          <a:avLst/>
-                        </a:prstGeom>
-                      </pic:spPr>
-                    </pic:pic>
-                  </a:graphicData>
-                </a:graphic>
-              </wp:inline>
-            </w:drawing>
           </w:r>
         </w:p>
       </w:tc>
@@ -6313,6 +6220,16 @@
       </w:tc>
     </w:tr>
   </w:tbl>
+  <w:p>
+    <w:pPr>
+      <w:pStyle w:val="Header"/>
+    </w:pPr>
+  </w:p>
+</w:hdr>
+</file>
+
+<file path=word/header3.xml><?xml version="1.0" encoding="utf-8"?>
+<w:hdr xmlns:m="http://schemas.openxmlformats.org/officeDocument/2006/math" xmlns:mc="http://schemas.openxmlformats.org/markup-compatibility/2006" xmlns:mo="http://schemas.microsoft.com/office/mac/office/2008/main" xmlns:mv="urn:schemas-microsoft-com:mac:vml" xmlns:o="urn:schemas-microsoft-com:office:office" xmlns:r="http://schemas.openxmlformats.org/officeDocument/2006/relationships" xmlns:v="urn:schemas-microsoft-com:vml" xmlns:w10="urn:schemas-microsoft-com:office:word" xmlns:w14="http://schemas.microsoft.com/office/word/2010/wordml" xmlns:w="http://schemas.openxmlformats.org/wordprocessingml/2006/main" xmlns:wne="http://schemas.microsoft.com/office/word/2006/wordml" xmlns:wp14="http://schemas.microsoft.com/office/word/2010/wordprocessingDrawing" xmlns:wp="http://schemas.openxmlformats.org/drawingml/2006/wordprocessingDrawing" xmlns:wpc="http://schemas.microsoft.com/office/word/2010/wordprocessingCanvas" xmlns:wpg="http://schemas.microsoft.com/office/word/2010/wordprocessingGroup" xmlns:wpi="http://schemas.microsoft.com/office/word/2010/wordprocessingInk" xmlns:wps="http://schemas.microsoft.com/office/word/2010/wordprocessingShape" mc:Ignorable="w14 wp14">
   <w:p>
     <w:pPr>
       <w:pStyle w:val="Header"/>
